--- a/Matthew_Hendricks-CV.docx
+++ b/Matthew_Hendricks-CV.docx
@@ -169,31 +169,6 @@
           <w:t xml:space="preserve">https://www.matthewhendricks.net/work</w:t>
         </w:r>
       </w:hyperlink>
-      <w:r>
-        <w:rPr>
-          <w:rtl w:val="0"/>
-        </w:rPr>
-      </w:r>
-    </w:p>
-    <w:p>
-      <w:pPr>
-        <w:rPr/>
-      </w:pPr>
-      <w:r>
-        <w:rPr>
-          <w:rtl w:val="0"/>
-        </w:rPr>
-      </w:r>
-    </w:p>
-    <w:p>
-      <w:pPr>
-        <w:rPr/>
-      </w:pPr>
-      <w:r>
-        <w:pict>
-          <v:rect style="width:0.0pt;height:1.5pt" o:hr="t" o:hrstd="t" o:hralign="center" fillcolor="#A0A0A0" stroked="f"/>
-        </w:pict>
-      </w:r>
       <w:r>
         <w:rPr>
           <w:rtl w:val="0"/>

--- a/Matthew_Hendricks-CV.docx
+++ b/Matthew_Hendricks-CV.docx
@@ -587,7 +587,7 @@
         <w:rPr>
           <w:rtl w:val="0"/>
         </w:rPr>
-        <w:t xml:space="preserve">Built custom support enhancements for a support team using Zendesk, Salesforce, and custom Ookla API with Javascript, Vue, HTML, CSS.</w:t>
+        <w:t xml:space="preserve">Built custom support enhancements for a support team using Zendesk, Salesforce, and custom Ookla API with Javascript, Vue, HTML, CSS and checked in project updates using Git pull requests.</w:t>
       </w:r>
     </w:p>
     <w:p>
@@ -728,7 +728,7 @@
         <w:rPr>
           <w:rtl w:val="0"/>
         </w:rPr>
-        <w:t xml:space="preserve">Composed release notes for various release management milestones (14 beta, 2 release candidates, and 1 major release version) while prioritizing website updates for consumer-focused technical documentation.</w:t>
+        <w:t xml:space="preserve">Followed code updates in Git repo and composed release notes for various release management milestones (14 beta, 2 release candidates, and 1 major release version) while prioritizing website updates for consumer-focused technical documentation.</w:t>
       </w:r>
     </w:p>
     <w:p>

--- a/Matthew_Hendricks-CV.docx
+++ b/Matthew_Hendricks-CV.docx
@@ -5,16 +5,16 @@
   <w:body>
     <w:p>
       <w:pPr>
-        <w:pStyle w:val="Title"/>
-        <w:rPr/>
-      </w:pPr>
-      <w:bookmarkStart w:colFirst="0" w:colLast="0" w:name="_ivo00o492b2e" w:id="0"/>
+        <w:pStyle w:val="Heading1"/>
+        <w:rPr/>
+      </w:pPr>
+      <w:bookmarkStart w:colFirst="0" w:colLast="0" w:name="_31vwh370dliy" w:id="0"/>
       <w:bookmarkEnd w:id="0"/>
       <w:r>
         <w:rPr>
           <w:rtl w:val="0"/>
         </w:rPr>
-        <w:t xml:space="preserve">Matthew Hendricks’ CV</w:t>
+        <w:t xml:space="preserve">Matthew Hendricks' CV</w:t>
       </w:r>
     </w:p>
     <w:p>
@@ -22,48 +22,44 @@
         <w:pStyle w:val="Subtitle"/>
         <w:rPr/>
       </w:pPr>
-      <w:bookmarkStart w:colFirst="0" w:colLast="0" w:name="_8hbqb3q4jmyp" w:id="1"/>
+      <w:bookmarkStart w:colFirst="0" w:colLast="0" w:name="_tv5549iylijn" w:id="1"/>
       <w:bookmarkEnd w:id="1"/>
       <w:r>
         <w:rPr>
           <w:rtl w:val="0"/>
         </w:rPr>
-        <w:t xml:space="preserve">⚡ Knowledge Worker, Technical Writer, Product Manager — focuses on development of technical support solutions for product teams | values opportunities for Collaborative Communication</w:t>
-      </w:r>
-      <w:r>
-        <w:rPr>
-          <w:rtl w:val="0"/>
-        </w:rPr>
-      </w:r>
-    </w:p>
-    <w:p>
-      <w:pPr>
-        <w:rPr/>
-      </w:pPr>
+        <w:t xml:space="preserve">⚡ </w:t>
+      </w:r>
       <w:r>
         <w:rPr>
           <w:b w:val="1"/>
           <w:rtl w:val="0"/>
         </w:rPr>
-        <w:t xml:space="preserve">Work Phone:</w:t>
-      </w:r>
-      <w:r>
-        <w:rPr>
-          <w:rtl w:val="0"/>
-        </w:rPr>
-        <w:t xml:space="preserve"> +1 ‪ (646) 694-2062</w:t>
-      </w:r>
-    </w:p>
-    <w:p>
-      <w:pPr>
+        <w:t xml:space="preserve">Knowledge Worker, Technical Writer, Product Manager</w:t>
+      </w:r>
+      <w:r>
+        <w:rPr>
+          <w:rtl w:val="0"/>
+        </w:rPr>
+        <w:t xml:space="preserve"> — Focused on client solutions for product teams | values opportunities for Collaborative Communication</w:t>
+      </w:r>
+    </w:p>
+    <w:p>
+      <w:pPr>
+        <w:rPr/>
+      </w:pPr>
+      <w:r>
         <w:rPr>
           <w:b w:val="1"/>
-        </w:rPr>
-      </w:pPr>
-      <w:r>
-        <w:rPr>
-          <w:rtl w:val="0"/>
-        </w:rPr>
+          <w:rtl w:val="0"/>
+        </w:rPr>
+        <w:t xml:space="preserve">Work Phone</w:t>
+      </w:r>
+      <w:r>
+        <w:rPr>
+          <w:rtl w:val="0"/>
+        </w:rPr>
+        <w:t xml:space="preserve">: +1 ‪ (646) 694-2062</w:t>
       </w:r>
     </w:p>
     <w:p>
@@ -75,25 +71,31 @@
           <w:b w:val="1"/>
           <w:rtl w:val="0"/>
         </w:rPr>
-        <w:t xml:space="preserve">Location:</w:t>
-      </w:r>
-      <w:r>
-        <w:rPr>
-          <w:rtl w:val="0"/>
-        </w:rPr>
-        <w:t xml:space="preserve"> Seattle, WA (98125)</w:t>
-      </w:r>
-    </w:p>
-    <w:p>
-      <w:pPr>
+        <w:t xml:space="preserve">Location</w:t>
+      </w:r>
+      <w:r>
+        <w:rPr>
+          <w:rtl w:val="0"/>
+        </w:rPr>
+        <w:t xml:space="preserve">: Seattle, WA (98125)</w:t>
+      </w:r>
+    </w:p>
+    <w:p>
+      <w:pPr>
+        <w:rPr/>
+      </w:pPr>
+      <w:r>
         <w:rPr>
           <w:b w:val="1"/>
-        </w:rPr>
-      </w:pPr>
-      <w:r>
-        <w:rPr>
-          <w:rtl w:val="0"/>
-        </w:rPr>
+          <w:rtl w:val="0"/>
+        </w:rPr>
+        <w:t xml:space="preserve">Email</w:t>
+      </w:r>
+      <w:r>
+        <w:rPr>
+          <w:rtl w:val="0"/>
+        </w:rPr>
+        <w:t xml:space="preserve">: mscotthendricks@gmail.com</w:t>
       </w:r>
     </w:p>
     <w:p>
@@ -105,13 +107,13 @@
           <w:b w:val="1"/>
           <w:rtl w:val="0"/>
         </w:rPr>
-        <w:t xml:space="preserve">Email:</w:t>
-      </w:r>
-      <w:r>
-        <w:rPr>
-          <w:rtl w:val="0"/>
-        </w:rPr>
-        <w:t xml:space="preserve"> </w:t>
+        <w:t xml:space="preserve">Portfolio</w:t>
+      </w:r>
+      <w:r>
+        <w:rPr>
+          <w:rtl w:val="0"/>
+        </w:rPr>
+        <w:t xml:space="preserve">: </w:t>
       </w:r>
       <w:hyperlink r:id="rId6">
         <w:r>
@@ -120,44 +122,88 @@
             <w:u w:val="single"/>
             <w:rtl w:val="0"/>
           </w:rPr>
-          <w:t xml:space="preserve">mscotthendricks@gmail.com</w:t>
+          <w:t xml:space="preserve">matthewhendricks.net/work</w:t>
         </w:r>
       </w:hyperlink>
       <w:r>
         <w:rPr>
           <w:rtl w:val="0"/>
         </w:rPr>
-        <w:t xml:space="preserve"> </w:t>
-      </w:r>
-    </w:p>
-    <w:p>
-      <w:pPr>
+      </w:r>
+    </w:p>
+    <w:p>
+      <w:pPr>
+        <w:rPr/>
+      </w:pPr>
+      <w:r>
+        <w:pict>
+          <v:rect style="width:0.0pt;height:1.5pt" o:hr="t" o:hrstd="t" o:hralign="center" fillcolor="#A0A0A0" stroked="f"/>
+        </w:pict>
+      </w:r>
+      <w:r>
+        <w:rPr>
+          <w:rtl w:val="0"/>
+        </w:rPr>
+      </w:r>
+    </w:p>
+    <w:p>
+      <w:pPr>
+        <w:pStyle w:val="Heading2"/>
+        <w:rPr/>
+      </w:pPr>
+      <w:bookmarkStart w:colFirst="0" w:colLast="0" w:name="_w9zs03e4ee2g" w:id="2"/>
+      <w:bookmarkEnd w:id="2"/>
+      <w:r>
+        <w:rPr>
+          <w:rtl w:val="0"/>
+        </w:rPr>
+        <w:t xml:space="preserve">Experience</w:t>
+      </w:r>
+    </w:p>
+    <w:p>
+      <w:pPr>
+        <w:pStyle w:val="Subtitle"/>
+        <w:rPr/>
+      </w:pPr>
+      <w:bookmarkStart w:colFirst="0" w:colLast="0" w:name="_7t5eux99n1ot" w:id="3"/>
+      <w:bookmarkEnd w:id="3"/>
+      <w:r>
+        <w:rPr>
+          <w:rtl w:val="0"/>
+        </w:rPr>
+        <w:t xml:space="preserve">History working in cross-functional team leadership positions for start-ups and technical consulting for large enterprises.</w:t>
+      </w:r>
+    </w:p>
+    <w:p>
+      <w:pPr>
+        <w:pStyle w:val="Heading3"/>
+        <w:rPr/>
+      </w:pPr>
+      <w:bookmarkStart w:colFirst="0" w:colLast="0" w:name="_g8lbxzq9laqt" w:id="4"/>
+      <w:bookmarkEnd w:id="4"/>
+      <w:r>
+        <w:rPr>
+          <w:rtl w:val="0"/>
+        </w:rPr>
+        <w:t xml:space="preserve">Product Manager II / Technical Support Supervisor</w:t>
+      </w:r>
+    </w:p>
+    <w:p>
+      <w:pPr>
+        <w:rPr/>
+      </w:pPr>
+      <w:r>
         <w:rPr>
           <w:b w:val="1"/>
-        </w:rPr>
-      </w:pPr>
-      <w:r>
-        <w:rPr>
-          <w:rtl w:val="0"/>
-        </w:rPr>
-      </w:r>
-    </w:p>
-    <w:p>
-      <w:pPr>
-        <w:rPr/>
-      </w:pPr>
-      <w:r>
-        <w:rPr>
-          <w:b w:val="1"/>
-          <w:rtl w:val="0"/>
-        </w:rPr>
-        <w:t xml:space="preserve">Portfolio:</w:t>
-      </w:r>
-      <w:r>
-        <w:rPr>
-          <w:rtl w:val="0"/>
-        </w:rPr>
-        <w:t xml:space="preserve"> </w:t>
+          <w:rtl w:val="0"/>
+        </w:rPr>
+        <w:t xml:space="preserve">NinjaTrader</w:t>
+      </w:r>
+      <w:r>
+        <w:rPr>
+          <w:rtl w:val="0"/>
+        </w:rPr>
+        <w:t xml:space="preserve"> (</w:t>
       </w:r>
       <w:hyperlink r:id="rId7">
         <w:r>
@@ -166,41 +212,135 @@
             <w:u w:val="single"/>
             <w:rtl w:val="0"/>
           </w:rPr>
-          <w:t xml:space="preserve">https://www.matthewhendricks.net/work</w:t>
+          <w:t xml:space="preserve">ninjatrader.com</w:t>
         </w:r>
       </w:hyperlink>
       <w:r>
         <w:rPr>
           <w:rtl w:val="0"/>
         </w:rPr>
-      </w:r>
-    </w:p>
-    <w:p>
-      <w:pPr>
-        <w:pStyle w:val="Heading2"/>
-        <w:rPr/>
-      </w:pPr>
-      <w:bookmarkStart w:colFirst="0" w:colLast="0" w:name="_p4nvkqr9ao1" w:id="2"/>
-      <w:bookmarkEnd w:id="2"/>
-      <w:r>
-        <w:rPr>
-          <w:rtl w:val="0"/>
-        </w:rPr>
-        <w:t xml:space="preserve">Experience</w:t>
-      </w:r>
-    </w:p>
-    <w:p>
-      <w:pPr>
-        <w:pStyle w:val="Subtitle"/>
-        <w:rPr/>
-      </w:pPr>
-      <w:bookmarkStart w:colFirst="0" w:colLast="0" w:name="_t2pdc13vs0tm" w:id="3"/>
-      <w:bookmarkEnd w:id="3"/>
-      <w:r>
-        <w:rPr>
-          <w:rtl w:val="0"/>
-        </w:rPr>
-        <w:t xml:space="preserve">History working in cross-functional team leadership positions for start-ups and technical consulting for large enterprises.</w:t>
+        <w:t xml:space="preserve">) Denver, CO.</w:t>
+      </w:r>
+    </w:p>
+    <w:p>
+      <w:pPr>
+        <w:rPr>
+          <w:sz w:val="20"/>
+          <w:szCs w:val="20"/>
+        </w:rPr>
+      </w:pPr>
+      <w:r>
+        <w:rPr>
+          <w:sz w:val="20"/>
+          <w:szCs w:val="20"/>
+          <w:rtl w:val="0"/>
+        </w:rPr>
+        <w:t xml:space="preserve">May 2010 - June 2016</w:t>
+      </w:r>
+    </w:p>
+    <w:p>
+      <w:pPr>
+        <w:numPr>
+          <w:ilvl w:val="0"/>
+          <w:numId w:val="5"/>
+        </w:numPr>
+        <w:ind w:left="720" w:hanging="360"/>
+      </w:pPr>
+      <w:r>
+        <w:rPr>
+          <w:rtl w:val="0"/>
+        </w:rPr>
+        <w:t xml:space="preserve">Collaborated with Director of Product Management to drive the product life cycle for a team of 5 developers during a major rewrite and product launch of a developer-friendly desktop application for day trading and data analytics built with .NET and C#.</w:t>
+      </w:r>
+    </w:p>
+    <w:p>
+      <w:pPr>
+        <w:numPr>
+          <w:ilvl w:val="0"/>
+          <w:numId w:val="5"/>
+        </w:numPr>
+        <w:ind w:left="720" w:hanging="360"/>
+      </w:pPr>
+      <w:r>
+        <w:rPr>
+          <w:rtl w:val="0"/>
+        </w:rPr>
+        <w:t xml:space="preserve">Researched root cause analysis and provided B2C technical support of critical bugs while offering confident recommendations for process improvements on topics of C# and WPF and developer best practices.</w:t>
+      </w:r>
+    </w:p>
+    <w:p>
+      <w:pPr>
+        <w:numPr>
+          <w:ilvl w:val="0"/>
+          <w:numId w:val="5"/>
+        </w:numPr>
+        <w:ind w:left="720" w:hanging="360"/>
+      </w:pPr>
+      <w:r>
+        <w:rPr>
+          <w:rtl w:val="0"/>
+        </w:rPr>
+        <w:t xml:space="preserve">Followed code updates in Git repo and composed release notes for various release management milestones (14 beta, 2 RC, and 1 major version) while prioritizing website updates for consumer-focused technical documentation.</w:t>
+      </w:r>
+    </w:p>
+    <w:p>
+      <w:pPr>
+        <w:numPr>
+          <w:ilvl w:val="0"/>
+          <w:numId w:val="5"/>
+        </w:numPr>
+        <w:ind w:left="720" w:hanging="360"/>
+      </w:pPr>
+      <w:r>
+        <w:rPr>
+          <w:rtl w:val="0"/>
+        </w:rPr>
+        <w:t xml:space="preserve">Created workflows for requesting, organizing, editing, and distributing content and communications by operating as subject lead for Atlassian suite (Confluence, JIRA).</w:t>
+      </w:r>
+    </w:p>
+    <w:p>
+      <w:pPr>
+        <w:numPr>
+          <w:ilvl w:val="0"/>
+          <w:numId w:val="5"/>
+        </w:numPr>
+        <w:ind w:left="720" w:hanging="360"/>
+      </w:pPr>
+      <w:r>
+        <w:rPr>
+          <w:rtl w:val="0"/>
+        </w:rPr>
+        <w:t xml:space="preserve">Defined and scoped product cases for the development roadmap by creating and prioritizing the product backlog, documenting specifications, creating and assigning tasks in JIRA, and establishing targets and outcomes.</w:t>
+      </w:r>
+    </w:p>
+    <w:p>
+      <w:pPr>
+        <w:numPr>
+          <w:ilvl w:val="0"/>
+          <w:numId w:val="5"/>
+        </w:numPr>
+        <w:ind w:left="720" w:hanging="360"/>
+      </w:pPr>
+      <w:r>
+        <w:rPr>
+          <w:rtl w:val="0"/>
+        </w:rPr>
+        <w:t xml:space="preserve">Developed standard operating procedures for the customer success team’s technical support representatives.</w:t>
+      </w:r>
+    </w:p>
+    <w:p>
+      <w:pPr>
+        <w:numPr>
+          <w:ilvl w:val="0"/>
+          <w:numId w:val="5"/>
+        </w:numPr>
+        <w:ind w:left="720" w:hanging="360"/>
+      </w:pPr>
+      <w:r>
+        <w:rPr>
+          <w:rtl w:val="0"/>
+        </w:rPr>
+        <w:t xml:space="preserve">Communicated informational changes in software updates, known issues and troubleshooting, and major milestones to a team of support representatives.</w:t>
       </w:r>
     </w:p>
     <w:p>
@@ -208,8 +348,125 @@
         <w:pStyle w:val="Heading3"/>
         <w:rPr/>
       </w:pPr>
-      <w:bookmarkStart w:colFirst="0" w:colLast="0" w:name="_sccsvzarf5uv" w:id="4"/>
-      <w:bookmarkEnd w:id="4"/>
+      <w:bookmarkStart w:colFirst="0" w:colLast="0" w:name="_c58900uxxfwq" w:id="5"/>
+      <w:bookmarkEnd w:id="5"/>
+      <w:r>
+        <w:rPr>
+          <w:rtl w:val="0"/>
+        </w:rPr>
+        <w:t xml:space="preserve">Technical Services Manager for Speedtest Custom</w:t>
+      </w:r>
+    </w:p>
+    <w:p>
+      <w:pPr>
+        <w:rPr/>
+      </w:pPr>
+      <w:r>
+        <w:rPr>
+          <w:rtl w:val="0"/>
+        </w:rPr>
+        <w:t xml:space="preserve">Ookla (</w:t>
+      </w:r>
+      <w:hyperlink r:id="rId8">
+        <w:r>
+          <w:rPr>
+            <w:color w:val="1155cc"/>
+            <w:u w:val="single"/>
+            <w:rtl w:val="0"/>
+          </w:rPr>
+          <w:t xml:space="preserve">Speedtest.net</w:t>
+        </w:r>
+      </w:hyperlink>
+      <w:r>
+        <w:rPr>
+          <w:rtl w:val="0"/>
+        </w:rPr>
+        <w:t xml:space="preserve">) Seattle, WA.</w:t>
+      </w:r>
+    </w:p>
+    <w:p>
+      <w:pPr>
+        <w:rPr>
+          <w:sz w:val="20"/>
+          <w:szCs w:val="20"/>
+        </w:rPr>
+      </w:pPr>
+      <w:r>
+        <w:rPr>
+          <w:sz w:val="20"/>
+          <w:szCs w:val="20"/>
+          <w:rtl w:val="0"/>
+        </w:rPr>
+        <w:t xml:space="preserve">April 2017 - December 2018</w:t>
+      </w:r>
+    </w:p>
+    <w:p>
+      <w:pPr>
+        <w:numPr>
+          <w:ilvl w:val="0"/>
+          <w:numId w:val="4"/>
+        </w:numPr>
+        <w:ind w:left="720" w:hanging="360"/>
+      </w:pPr>
+      <w:r>
+        <w:rPr>
+          <w:rtl w:val="0"/>
+        </w:rPr>
+        <w:t xml:space="preserve">Acted as customer voice for Speedtest Custom, collecting feature requests from customers and communicating product and engineer teams for products developed for web, mobile and desktop.</w:t>
+      </w:r>
+    </w:p>
+    <w:p>
+      <w:pPr>
+        <w:numPr>
+          <w:ilvl w:val="0"/>
+          <w:numId w:val="4"/>
+        </w:numPr>
+        <w:ind w:left="720" w:hanging="360"/>
+      </w:pPr>
+      <w:r>
+        <w:rPr>
+          <w:rtl w:val="0"/>
+        </w:rPr>
+        <w:t xml:space="preserve">Led a small remote team responsible for B2B and B2C pre-sales, on-boarding, billing, and support for Speedtest Custom and Speedtest Host infrastructure clients by answering and documenting modern technology topics of HTML5, CSS, JavaScript, PHP, SQL, Linux, Windows Server, HTTP, SSL/TLS.</w:t>
+      </w:r>
+    </w:p>
+    <w:p>
+      <w:pPr>
+        <w:numPr>
+          <w:ilvl w:val="0"/>
+          <w:numId w:val="4"/>
+        </w:numPr>
+        <w:ind w:left="720" w:hanging="360"/>
+      </w:pPr>
+      <w:r>
+        <w:rPr>
+          <w:rtl w:val="0"/>
+        </w:rPr>
+        <w:t xml:space="preserve">Developed and optimized customer success process strategies used for technical services goals by tracking customer support and sales metrics using custom reports and dashboards built with Google Sheets, Salesforce, and Zendesk.</w:t>
+      </w:r>
+    </w:p>
+    <w:p>
+      <w:pPr>
+        <w:numPr>
+          <w:ilvl w:val="0"/>
+          <w:numId w:val="4"/>
+        </w:numPr>
+        <w:ind w:left="720" w:hanging="360"/>
+      </w:pPr>
+      <w:r>
+        <w:rPr>
+          <w:rtl w:val="0"/>
+        </w:rPr>
+        <w:t xml:space="preserve">Managed $3mil in annual sales by tracking 1200 accounts licensed for a JavaScript product designed for global ISPs, data centers, equipment manufacturers, and market vendors interested in client/server network performance testing.</w:t>
+      </w:r>
+    </w:p>
+    <w:p>
+      <w:pPr>
+        <w:pStyle w:val="Heading3"/>
+        <w:rPr/>
+      </w:pPr>
+      <w:bookmarkStart w:colFirst="0" w:colLast="0" w:name="_s8s7g5z60i27" w:id="6"/>
+      <w:bookmarkEnd w:id="6"/>
       <w:r>
         <w:rPr>
           <w:rtl w:val="0"/>
@@ -234,7 +491,7 @@
         </w:rPr>
         <w:t xml:space="preserve"> (</w:t>
       </w:r>
-      <w:hyperlink r:id="rId8">
+      <w:hyperlink r:id="rId9">
         <w:r>
           <w:rPr>
             <w:color w:val="1155cc"/>
@@ -253,10 +510,15 @@
     </w:p>
     <w:p>
       <w:pPr>
-        <w:rPr/>
-      </w:pPr>
-      <w:r>
-        <w:rPr>
+        <w:rPr>
+          <w:sz w:val="20"/>
+          <w:szCs w:val="20"/>
+        </w:rPr>
+      </w:pPr>
+      <w:r>
+        <w:rPr>
+          <w:sz w:val="20"/>
+          <w:szCs w:val="20"/>
           <w:rtl w:val="0"/>
         </w:rPr>
         <w:t xml:space="preserve">March 2020 - May 2020</w:t>
@@ -264,60 +526,41 @@
     </w:p>
     <w:p>
       <w:pPr>
-        <w:rPr/>
-      </w:pPr>
-      <w:r>
-        <w:rPr>
-          <w:rtl w:val="0"/>
-        </w:rPr>
-      </w:r>
-    </w:p>
-    <w:p>
-      <w:pPr>
-        <w:numPr>
-          <w:ilvl w:val="0"/>
-          <w:numId w:val="3"/>
-        </w:numPr>
-        <w:ind w:left="720" w:hanging="360"/>
-        <w:rPr>
-          <w:u w:val="none"/>
-        </w:rPr>
-      </w:pPr>
-      <w:r>
-        <w:rPr>
-          <w:rtl w:val="0"/>
-        </w:rPr>
-        <w:t xml:space="preserve">Met with the documentation team's program manager to review and track documentation assignments in Azure DevOps and wiki Git repository on topics of support onboarding, compliance, and operations for Microsoft Office 365 support team.</w:t>
-      </w:r>
-    </w:p>
-    <w:p>
-      <w:pPr>
-        <w:numPr>
-          <w:ilvl w:val="0"/>
-          <w:numId w:val="3"/>
-        </w:numPr>
-        <w:ind w:left="720" w:hanging="360"/>
-        <w:rPr>
-          <w:u w:val="none"/>
-        </w:rPr>
-      </w:pPr>
-      <w:r>
-        <w:rPr>
-          <w:rtl w:val="0"/>
-        </w:rPr>
-        <w:t xml:space="preserve">Contributed to development and peer review of content for internal wikis used by 27,000 commercial and consumer support agents using VS Code, Markdown, Microsoft Word, and Microsoft Teams.</w:t>
-      </w:r>
-    </w:p>
-    <w:p>
-      <w:pPr>
-        <w:numPr>
-          <w:ilvl w:val="0"/>
-          <w:numId w:val="3"/>
-        </w:numPr>
-        <w:ind w:left="720" w:hanging="360"/>
-        <w:rPr>
-          <w:u w:val="none"/>
-        </w:rPr>
+        <w:numPr>
+          <w:ilvl w:val="0"/>
+          <w:numId w:val="1"/>
+        </w:numPr>
+        <w:ind w:left="720" w:hanging="360"/>
+      </w:pPr>
+      <w:r>
+        <w:rPr>
+          <w:rtl w:val="0"/>
+        </w:rPr>
+        <w:t xml:space="preserve">Met with the documentation team's program manager to track core business needs and requirements in Azure DevOps and wiki Git repository on topics of support onboarding, compliance, and operations for Microsoft Office 365 support team.</w:t>
+      </w:r>
+    </w:p>
+    <w:p>
+      <w:pPr>
+        <w:numPr>
+          <w:ilvl w:val="0"/>
+          <w:numId w:val="1"/>
+        </w:numPr>
+        <w:ind w:left="720" w:hanging="360"/>
+      </w:pPr>
+      <w:r>
+        <w:rPr>
+          <w:rtl w:val="0"/>
+        </w:rPr>
+        <w:t xml:space="preserve">Used VSCode, Markdown, Microsoft Word, and Microsoft Teams for the development and peer review of internal wiki content used by an audience of 27,000 commercial and consumer support agents.</w:t>
+      </w:r>
+    </w:p>
+    <w:p>
+      <w:pPr>
+        <w:numPr>
+          <w:ilvl w:val="0"/>
+          <w:numId w:val="1"/>
+        </w:numPr>
+        <w:ind w:left="720" w:hanging="360"/>
       </w:pPr>
       <w:r>
         <w:rPr>
@@ -330,12 +573,9 @@
       <w:pPr>
         <w:numPr>
           <w:ilvl w:val="0"/>
-          <w:numId w:val="3"/>
-        </w:numPr>
-        <w:ind w:left="720" w:hanging="360"/>
-        <w:rPr>
-          <w:u w:val="none"/>
-        </w:rPr>
+          <w:numId w:val="1"/>
+        </w:numPr>
+        <w:ind w:left="720" w:hanging="360"/>
       </w:pPr>
       <w:r>
         <w:rPr>
@@ -349,8 +589,8 @@
         <w:pStyle w:val="Heading3"/>
         <w:rPr/>
       </w:pPr>
-      <w:bookmarkStart w:colFirst="0" w:colLast="0" w:name="_2e30gftp32io" w:id="5"/>
-      <w:bookmarkEnd w:id="5"/>
+      <w:bookmarkStart w:colFirst="0" w:colLast="0" w:name="_na75l4d7f7iu" w:id="7"/>
+      <w:bookmarkEnd w:id="7"/>
       <w:r>
         <w:rPr>
           <w:rtl w:val="0"/>
@@ -375,7 +615,7 @@
         </w:rPr>
         <w:t xml:space="preserve"> (</w:t>
       </w:r>
-      <w:hyperlink r:id="rId9">
+      <w:hyperlink r:id="rId10">
         <w:r>
           <w:rPr>
             <w:color w:val="1155cc"/>
@@ -394,10 +634,15 @@
     </w:p>
     <w:p>
       <w:pPr>
-        <w:rPr/>
-      </w:pPr>
-      <w:r>
-        <w:rPr>
+        <w:rPr>
+          <w:sz w:val="20"/>
+          <w:szCs w:val="20"/>
+        </w:rPr>
+      </w:pPr>
+      <w:r>
+        <w:rPr>
+          <w:sz w:val="20"/>
+          <w:szCs w:val="20"/>
           <w:rtl w:val="0"/>
         </w:rPr>
         <w:t xml:space="preserve">April 2019 - December 2019</w:t>
@@ -405,24 +650,11 @@
     </w:p>
     <w:p>
       <w:pPr>
-        <w:rPr/>
-      </w:pPr>
-      <w:r>
-        <w:rPr>
-          <w:rtl w:val="0"/>
-        </w:rPr>
-      </w:r>
-    </w:p>
-    <w:p>
-      <w:pPr>
-        <w:numPr>
-          <w:ilvl w:val="0"/>
-          <w:numId w:val="6"/>
-        </w:numPr>
-        <w:ind w:left="720" w:hanging="360"/>
-        <w:rPr>
-          <w:u w:val="none"/>
-        </w:rPr>
+        <w:numPr>
+          <w:ilvl w:val="0"/>
+          <w:numId w:val="2"/>
+        </w:numPr>
+        <w:ind w:left="720" w:hanging="360"/>
       </w:pPr>
       <w:r>
         <w:rPr>
@@ -435,30 +667,24 @@
       <w:pPr>
         <w:numPr>
           <w:ilvl w:val="0"/>
-          <w:numId w:val="6"/>
-        </w:numPr>
-        <w:ind w:left="720" w:hanging="360"/>
-        <w:rPr>
-          <w:u w:val="none"/>
-        </w:rPr>
-      </w:pPr>
-      <w:r>
-        <w:rPr>
-          <w:rtl w:val="0"/>
-        </w:rPr>
-        <w:t xml:space="preserve">Met with subject experts to identify business objectives with sensitivity to differences in needs across various groups.</w:t>
-      </w:r>
-    </w:p>
-    <w:p>
-      <w:pPr>
-        <w:numPr>
-          <w:ilvl w:val="0"/>
-          <w:numId w:val="6"/>
-        </w:numPr>
-        <w:ind w:left="720" w:hanging="360"/>
-        <w:rPr>
-          <w:u w:val="none"/>
-        </w:rPr>
+          <w:numId w:val="2"/>
+        </w:numPr>
+        <w:ind w:left="720" w:hanging="360"/>
+      </w:pPr>
+      <w:r>
+        <w:rPr>
+          <w:rtl w:val="0"/>
+        </w:rPr>
+        <w:t xml:space="preserve">Met with subject matter experts to identify business objectives with sensitivity to differences in needs across various groups.</w:t>
+      </w:r>
+    </w:p>
+    <w:p>
+      <w:pPr>
+        <w:numPr>
+          <w:ilvl w:val="0"/>
+          <w:numId w:val="2"/>
+        </w:numPr>
+        <w:ind w:left="720" w:hanging="360"/>
       </w:pPr>
       <w:r>
         <w:rPr>
@@ -472,13 +698,13 @@
         <w:pStyle w:val="Heading3"/>
         <w:rPr/>
       </w:pPr>
-      <w:bookmarkStart w:colFirst="0" w:colLast="0" w:name="_qqeqjzihdbvx" w:id="6"/>
-      <w:bookmarkEnd w:id="6"/>
-      <w:r>
-        <w:rPr>
-          <w:rtl w:val="0"/>
-        </w:rPr>
-        <w:t xml:space="preserve">Technical Services Manager for Speedtest Custom</w:t>
+      <w:bookmarkStart w:colFirst="0" w:colLast="0" w:name="_2nqg0uls6xkl" w:id="8"/>
+      <w:bookmarkEnd w:id="8"/>
+      <w:r>
+        <w:rPr>
+          <w:rtl w:val="0"/>
+        </w:rPr>
+        <w:t xml:space="preserve">Technical Support Supervisor</w:t>
       </w:r>
     </w:p>
     <w:p>
@@ -490,333 +716,15 @@
           <w:b w:val="1"/>
           <w:rtl w:val="0"/>
         </w:rPr>
-        <w:t xml:space="preserve">Ookla </w:t>
-      </w:r>
-      <w:r>
-        <w:rPr>
-          <w:rtl w:val="0"/>
-        </w:rPr>
-        <w:t xml:space="preserve">(</w:t>
-      </w:r>
-      <w:hyperlink r:id="rId10">
-        <w:r>
-          <w:rPr>
-            <w:color w:val="1155cc"/>
-            <w:u w:val="single"/>
-            <w:rtl w:val="0"/>
-          </w:rPr>
-          <w:t xml:space="preserve">Speedtest.net</w:t>
-        </w:r>
-      </w:hyperlink>
-      <w:r>
-        <w:rPr>
-          <w:rtl w:val="0"/>
-        </w:rPr>
-        <w:t xml:space="preserve">) Seattle, WA.</w:t>
-      </w:r>
-    </w:p>
-    <w:p>
-      <w:pPr>
-        <w:rPr/>
-      </w:pPr>
-      <w:r>
-        <w:rPr>
-          <w:rtl w:val="0"/>
-        </w:rPr>
-        <w:t xml:space="preserve">April 2017 - December 2018</w:t>
-      </w:r>
-    </w:p>
-    <w:p>
-      <w:pPr>
-        <w:rPr/>
-      </w:pPr>
-      <w:r>
-        <w:rPr>
-          <w:rtl w:val="0"/>
-        </w:rPr>
-      </w:r>
-    </w:p>
-    <w:p>
-      <w:pPr>
-        <w:numPr>
-          <w:ilvl w:val="0"/>
-          <w:numId w:val="4"/>
-        </w:numPr>
-        <w:ind w:left="720" w:hanging="360"/>
-        <w:rPr>
-          <w:u w:val="none"/>
-        </w:rPr>
-      </w:pPr>
-      <w:r>
-        <w:rPr>
-          <w:rtl w:val="0"/>
-        </w:rPr>
-        <w:t xml:space="preserve">Led a small remote team responsible for pre-sales, onboarding, billing, and support for Speedtest Custom and Speedtest Host infrastructure clients on topics of HTML5, CSS, JavaScript, PHP, SQL, Linux, HTTP, SSL/TLS.</w:t>
-      </w:r>
-    </w:p>
-    <w:p>
-      <w:pPr>
-        <w:numPr>
-          <w:ilvl w:val="0"/>
-          <w:numId w:val="4"/>
-        </w:numPr>
-        <w:ind w:left="720" w:hanging="360"/>
-        <w:rPr>
-          <w:u w:val="none"/>
-        </w:rPr>
-      </w:pPr>
-      <w:r>
-        <w:rPr>
-          <w:rtl w:val="0"/>
-        </w:rPr>
-        <w:t xml:space="preserve">Developed and optimized customer success process strategies used in Salesforce, JIRA, and Zendesk.</w:t>
-      </w:r>
-    </w:p>
-    <w:p>
-      <w:pPr>
-        <w:numPr>
-          <w:ilvl w:val="0"/>
-          <w:numId w:val="4"/>
-        </w:numPr>
-        <w:ind w:left="720" w:hanging="360"/>
-        <w:rPr>
-          <w:u w:val="none"/>
-        </w:rPr>
-      </w:pPr>
-      <w:r>
-        <w:rPr>
-          <w:rtl w:val="0"/>
-        </w:rPr>
-        <w:t xml:space="preserve">Built custom support enhancements for a support team using Zendesk, Salesforce, and custom Ookla API with Javascript, Vue, HTML, CSS and checked in project updates using Git pull requests.</w:t>
-      </w:r>
-    </w:p>
-    <w:p>
-      <w:pPr>
-        <w:numPr>
-          <w:ilvl w:val="0"/>
-          <w:numId w:val="4"/>
-        </w:numPr>
-        <w:ind w:left="720" w:hanging="360"/>
-        <w:rPr>
-          <w:u w:val="none"/>
-        </w:rPr>
-      </w:pPr>
-      <w:r>
-        <w:rPr>
-          <w:rtl w:val="0"/>
-        </w:rPr>
-        <w:t xml:space="preserve">Achieved $3mil in annual sales by managing 1200 accounts licensed for a JavaScript product designed for global ISPs, data centers, equipment manufacturers, and market vendors interested in client/server network performance testing.</w:t>
-      </w:r>
-    </w:p>
-    <w:p>
-      <w:pPr>
-        <w:pStyle w:val="Heading3"/>
-        <w:rPr/>
-      </w:pPr>
-      <w:bookmarkStart w:colFirst="0" w:colLast="0" w:name="_1mbcw8p5iwgn" w:id="7"/>
-      <w:bookmarkEnd w:id="7"/>
-      <w:r>
-        <w:rPr>
-          <w:rtl w:val="0"/>
-        </w:rPr>
-        <w:t xml:space="preserve">Product Manager II / Technical Support Supervisor</w:t>
-      </w:r>
-    </w:p>
-    <w:p>
-      <w:pPr>
-        <w:rPr/>
-      </w:pPr>
-      <w:r>
-        <w:rPr>
-          <w:b w:val="1"/>
-          <w:rtl w:val="0"/>
-        </w:rPr>
-        <w:t xml:space="preserve">NinjaTrader </w:t>
-      </w:r>
-      <w:r>
-        <w:rPr>
-          <w:rtl w:val="0"/>
-        </w:rPr>
-        <w:t xml:space="preserve">(</w:t>
+        <w:t xml:space="preserve">Falcon Trading Systems</w:t>
+      </w:r>
+      <w:r>
+        <w:rPr>
+          <w:rtl w:val="0"/>
+        </w:rPr>
+        <w:t xml:space="preserve"> (</w:t>
       </w:r>
       <w:hyperlink r:id="rId11">
-        <w:r>
-          <w:rPr>
-            <w:color w:val="1155cc"/>
-            <w:u w:val="single"/>
-            <w:rtl w:val="0"/>
-          </w:rPr>
-          <w:t xml:space="preserve">ninjatrader.com</w:t>
-        </w:r>
-      </w:hyperlink>
-      <w:r>
-        <w:rPr>
-          <w:rtl w:val="0"/>
-        </w:rPr>
-        <w:t xml:space="preserve">) Denver, CO.</w:t>
-      </w:r>
-    </w:p>
-    <w:p>
-      <w:pPr>
-        <w:rPr/>
-      </w:pPr>
-      <w:r>
-        <w:rPr>
-          <w:rtl w:val="0"/>
-        </w:rPr>
-        <w:t xml:space="preserve">May 2010 - June 2016</w:t>
-      </w:r>
-    </w:p>
-    <w:p>
-      <w:pPr>
-        <w:rPr/>
-      </w:pPr>
-      <w:r>
-        <w:rPr>
-          <w:rtl w:val="0"/>
-        </w:rPr>
-      </w:r>
-    </w:p>
-    <w:p>
-      <w:pPr>
-        <w:numPr>
-          <w:ilvl w:val="0"/>
-          <w:numId w:val="7"/>
-        </w:numPr>
-        <w:ind w:left="720" w:hanging="360"/>
-        <w:rPr>
-          <w:u w:val="none"/>
-        </w:rPr>
-      </w:pPr>
-      <w:r>
-        <w:rPr>
-          <w:rtl w:val="0"/>
-        </w:rPr>
-        <w:t xml:space="preserve">Collaborated with Director of Product Management to drive the product life cycle for a team of 5 developers during a major rewrite and product launch of a developer-friendly desktop application for day trading built using .NET and C#.</w:t>
-      </w:r>
-    </w:p>
-    <w:p>
-      <w:pPr>
-        <w:numPr>
-          <w:ilvl w:val="0"/>
-          <w:numId w:val="7"/>
-        </w:numPr>
-        <w:ind w:left="720" w:hanging="360"/>
-        <w:rPr>
-          <w:u w:val="none"/>
-        </w:rPr>
-      </w:pPr>
-      <w:r>
-        <w:rPr>
-          <w:rtl w:val="0"/>
-        </w:rPr>
-        <w:t xml:space="preserve">Researched root cause analysis and provided customer technical support of critical bugs while offering confident recommendations for process improvements on topics of C# and WPF and developer best practices.</w:t>
-      </w:r>
-    </w:p>
-    <w:p>
-      <w:pPr>
-        <w:numPr>
-          <w:ilvl w:val="0"/>
-          <w:numId w:val="7"/>
-        </w:numPr>
-        <w:ind w:left="720" w:hanging="360"/>
-        <w:rPr>
-          <w:u w:val="none"/>
-        </w:rPr>
-      </w:pPr>
-      <w:r>
-        <w:rPr>
-          <w:rtl w:val="0"/>
-        </w:rPr>
-        <w:t xml:space="preserve">Followed code updates in Git repo and composed release notes for various release management milestones (14 beta, 2 release candidates, and 1 major release version) while prioritizing website updates for consumer-focused technical documentation.</w:t>
-      </w:r>
-    </w:p>
-    <w:p>
-      <w:pPr>
-        <w:numPr>
-          <w:ilvl w:val="0"/>
-          <w:numId w:val="7"/>
-        </w:numPr>
-        <w:ind w:left="720" w:hanging="360"/>
-        <w:rPr>
-          <w:u w:val="none"/>
-        </w:rPr>
-      </w:pPr>
-      <w:r>
-        <w:rPr>
-          <w:rtl w:val="0"/>
-        </w:rPr>
-        <w:t xml:space="preserve">Defined and prioritized product cases for the development roadmap by documenting specifications, creating and assigning tasks in JIRA, and establishing targets and outcomes.</w:t>
-      </w:r>
-    </w:p>
-    <w:p>
-      <w:pPr>
-        <w:numPr>
-          <w:ilvl w:val="0"/>
-          <w:numId w:val="7"/>
-        </w:numPr>
-        <w:ind w:left="720" w:hanging="360"/>
-        <w:rPr>
-          <w:u w:val="none"/>
-        </w:rPr>
-      </w:pPr>
-      <w:r>
-        <w:rPr>
-          <w:rtl w:val="0"/>
-        </w:rPr>
-        <w:t xml:space="preserve">Developed standard operating procedures for the customer success team’s technical support representatives.</w:t>
-      </w:r>
-    </w:p>
-    <w:p>
-      <w:pPr>
-        <w:numPr>
-          <w:ilvl w:val="0"/>
-          <w:numId w:val="7"/>
-        </w:numPr>
-        <w:ind w:left="720" w:hanging="360"/>
-        <w:rPr>
-          <w:u w:val="none"/>
-        </w:rPr>
-      </w:pPr>
-      <w:r>
-        <w:rPr>
-          <w:rtl w:val="0"/>
-        </w:rPr>
-        <w:t xml:space="preserve">Communicated informational changes in software updates, known issues and troubleshooting, and major milestones to a team of support representatives.</w:t>
-      </w:r>
-    </w:p>
-    <w:p>
-      <w:pPr>
-        <w:pStyle w:val="Heading3"/>
-        <w:rPr/>
-      </w:pPr>
-      <w:bookmarkStart w:colFirst="0" w:colLast="0" w:name="_rszh8s2rz9br" w:id="8"/>
-      <w:bookmarkEnd w:id="8"/>
-      <w:r>
-        <w:rPr>
-          <w:rtl w:val="0"/>
-        </w:rPr>
-        <w:t xml:space="preserve">Technical Support Supervisor</w:t>
-      </w:r>
-    </w:p>
-    <w:p>
-      <w:pPr>
-        <w:rPr/>
-      </w:pPr>
-      <w:r>
-        <w:rPr>
-          <w:b w:val="1"/>
-          <w:rtl w:val="0"/>
-        </w:rPr>
-        <w:t xml:space="preserve">Falcon Trading Systems</w:t>
-      </w:r>
-      <w:r>
-        <w:rPr>
-          <w:rtl w:val="0"/>
-        </w:rPr>
-        <w:t xml:space="preserve"> (</w:t>
-      </w:r>
-      <w:hyperlink r:id="rId12">
         <w:r>
           <w:rPr>
             <w:color w:val="1155cc"/>
@@ -835,35 +743,27 @@
     </w:p>
     <w:p>
       <w:pPr>
-        <w:rPr/>
-      </w:pPr>
-      <w:r>
-        <w:rPr>
-          <w:rtl w:val="0"/>
-        </w:rPr>
-        <w:t xml:space="preserve">May 2007 - May 2010 </w:t>
-      </w:r>
-    </w:p>
-    <w:p>
-      <w:pPr>
-        <w:rPr/>
-      </w:pPr>
-      <w:r>
-        <w:rPr>
-          <w:rtl w:val="0"/>
-        </w:rPr>
-      </w:r>
-    </w:p>
-    <w:p>
-      <w:pPr>
-        <w:numPr>
-          <w:ilvl w:val="0"/>
-          <w:numId w:val="5"/>
-        </w:numPr>
-        <w:ind w:left="720" w:hanging="360"/>
-        <w:rPr>
-          <w:u w:val="none"/>
-        </w:rPr>
+        <w:rPr>
+          <w:sz w:val="20"/>
+          <w:szCs w:val="20"/>
+        </w:rPr>
+      </w:pPr>
+      <w:r>
+        <w:rPr>
+          <w:sz w:val="20"/>
+          <w:szCs w:val="20"/>
+          <w:rtl w:val="0"/>
+        </w:rPr>
+        <w:t xml:space="preserve">May 2007 - May 2010</w:t>
+      </w:r>
+    </w:p>
+    <w:p>
+      <w:pPr>
+        <w:numPr>
+          <w:ilvl w:val="0"/>
+          <w:numId w:val="6"/>
+        </w:numPr>
+        <w:ind w:left="720" w:hanging="360"/>
       </w:pPr>
       <w:r>
         <w:rPr>
@@ -876,12 +776,9 @@
       <w:pPr>
         <w:numPr>
           <w:ilvl w:val="0"/>
-          <w:numId w:val="5"/>
-        </w:numPr>
-        <w:ind w:left="720" w:hanging="360"/>
-        <w:rPr>
-          <w:u w:val="none"/>
-        </w:rPr>
+          <w:numId w:val="6"/>
+        </w:numPr>
+        <w:ind w:left="720" w:hanging="360"/>
       </w:pPr>
       <w:r>
         <w:rPr>
@@ -894,12 +791,9 @@
       <w:pPr>
         <w:numPr>
           <w:ilvl w:val="0"/>
-          <w:numId w:val="5"/>
-        </w:numPr>
-        <w:ind w:left="720" w:hanging="360"/>
-        <w:rPr>
-          <w:u w:val="none"/>
-        </w:rPr>
+          <w:numId w:val="6"/>
+        </w:numPr>
+        <w:ind w:left="720" w:hanging="360"/>
       </w:pPr>
       <w:r>
         <w:rPr>
@@ -928,7 +822,7 @@
         <w:pStyle w:val="Heading2"/>
         <w:rPr/>
       </w:pPr>
-      <w:bookmarkStart w:colFirst="0" w:colLast="0" w:name="_l4b1qho6x9eg" w:id="9"/>
+      <w:bookmarkStart w:colFirst="0" w:colLast="0" w:name="_iqiy2gyphfg8" w:id="9"/>
       <w:bookmarkEnd w:id="9"/>
       <w:r>
         <w:rPr>
@@ -942,20 +836,20 @@
         <w:pStyle w:val="Subtitle"/>
         <w:rPr/>
       </w:pPr>
-      <w:bookmarkStart w:colFirst="0" w:colLast="0" w:name="_7g2vuhmdpg26" w:id="10"/>
+      <w:bookmarkStart w:colFirst="0" w:colLast="0" w:name="_ppolv247wcvq" w:id="10"/>
       <w:bookmarkEnd w:id="10"/>
       <w:r>
         <w:rPr>
           <w:rtl w:val="0"/>
         </w:rPr>
-        <w:t xml:space="preserve">Experience with CRM tools associated with client facing operations and CMS solutions for website development using static HTML generators.</w:t>
-      </w:r>
-    </w:p>
-    <w:p>
-      <w:pPr>
-        <w:numPr>
-          <w:ilvl w:val="0"/>
-          <w:numId w:val="2"/>
+        <w:t xml:space="preserve">Knowledge of CRM tools associated with client facing operations and CMS solutions for website development using static HTML generators.</w:t>
+      </w:r>
+    </w:p>
+    <w:p>
+      <w:pPr>
+        <w:numPr>
+          <w:ilvl w:val="0"/>
+          <w:numId w:val="3"/>
         </w:numPr>
         <w:ind w:left="720" w:hanging="360"/>
       </w:pPr>
@@ -970,7 +864,7 @@
       <w:pPr>
         <w:numPr>
           <w:ilvl w:val="0"/>
-          <w:numId w:val="2"/>
+          <w:numId w:val="3"/>
         </w:numPr>
         <w:ind w:left="720" w:hanging="360"/>
       </w:pPr>
@@ -985,7 +879,7 @@
       <w:pPr>
         <w:numPr>
           <w:ilvl w:val="0"/>
-          <w:numId w:val="2"/>
+          <w:numId w:val="3"/>
         </w:numPr>
         <w:ind w:left="720" w:hanging="360"/>
       </w:pPr>
@@ -999,24 +893,44 @@
     <w:p>
       <w:pPr>
         <w:pStyle w:val="Heading3"/>
-        <w:keepNext w:val="0"/>
-        <w:keepLines w:val="0"/>
-        <w:spacing w:before="280" w:lineRule="auto"/>
-        <w:rPr>
-          <w:b w:val="1"/>
-          <w:color w:val="000000"/>
-          <w:sz w:val="26"/>
-          <w:szCs w:val="26"/>
-        </w:rPr>
-      </w:pPr>
-      <w:bookmarkStart w:colFirst="0" w:colLast="0" w:name="_1nkmp3pqar4g" w:id="11"/>
+        <w:rPr/>
+      </w:pPr>
+      <w:bookmarkStart w:colFirst="0" w:colLast="0" w:name="_jbesoc8v05o5" w:id="11"/>
       <w:bookmarkEnd w:id="11"/>
       <w:r>
         <w:rPr>
-          <w:b w:val="1"/>
-          <w:color w:val="000000"/>
-          <w:sz w:val="26"/>
-          <w:szCs w:val="26"/>
+          <w:rtl w:val="0"/>
+        </w:rPr>
+        <w:t xml:space="preserve">Product Management</w:t>
+      </w:r>
+    </w:p>
+    <w:p>
+      <w:pPr>
+        <w:rPr>
+          <w:color w:val="666666"/>
+          <w:sz w:val="20"/>
+          <w:szCs w:val="20"/>
+        </w:rPr>
+      </w:pPr>
+      <w:r>
+        <w:rPr>
+          <w:color w:val="666666"/>
+          <w:sz w:val="20"/>
+          <w:szCs w:val="20"/>
+          <w:rtl w:val="0"/>
+        </w:rPr>
+        <w:t xml:space="preserve">Customer Success | Feature specifications | Kanban | Microcopy | Problem solving | Release Management | Roadmap | Software Documentation | UX Strategy</w:t>
+      </w:r>
+    </w:p>
+    <w:p>
+      <w:pPr>
+        <w:pStyle w:val="Heading3"/>
+        <w:rPr/>
+      </w:pPr>
+      <w:bookmarkStart w:colFirst="0" w:colLast="0" w:name="_o268nq5gemxf" w:id="12"/>
+      <w:bookmarkEnd w:id="12"/>
+      <w:r>
+        <w:rPr>
           <w:rtl w:val="0"/>
         </w:rPr>
         <w:t xml:space="preserve">Technical Writing</w:t>
@@ -1024,14 +938,17 @@
     </w:p>
     <w:p>
       <w:pPr>
-        <w:spacing w:after="240" w:before="240" w:lineRule="auto"/>
         <w:rPr>
           <w:color w:val="666666"/>
+          <w:sz w:val="20"/>
+          <w:szCs w:val="20"/>
         </w:rPr>
       </w:pPr>
       <w:r>
         <w:rPr>
           <w:color w:val="666666"/>
+          <w:sz w:val="20"/>
+          <w:szCs w:val="20"/>
           <w:rtl w:val="0"/>
         </w:rPr>
         <w:t xml:space="preserve">Audience analysis | Coding | Content Management | Data analysis | English grammar | Operating systems | Organizational skills | Programming languages | Project management | Proposals | SOPs (standard operating procedures) | Software Documentation | Style guides | Technical manuals</w:t>
@@ -1040,121 +957,62 @@
     <w:p>
       <w:pPr>
         <w:pStyle w:val="Heading3"/>
-        <w:keepNext w:val="0"/>
-        <w:keepLines w:val="0"/>
-        <w:spacing w:before="280" w:lineRule="auto"/>
-        <w:rPr>
-          <w:b w:val="1"/>
-          <w:color w:val="000000"/>
-          <w:sz w:val="26"/>
-          <w:szCs w:val="26"/>
-        </w:rPr>
-      </w:pPr>
-      <w:bookmarkStart w:colFirst="0" w:colLast="0" w:name="_dj58r9w1jef8" w:id="12"/>
-      <w:bookmarkEnd w:id="12"/>
-      <w:r>
-        <w:rPr>
-          <w:b w:val="1"/>
-          <w:color w:val="000000"/>
-          <w:sz w:val="26"/>
-          <w:szCs w:val="26"/>
-          <w:rtl w:val="0"/>
-        </w:rPr>
-        <w:t xml:space="preserve">Product Management</w:t>
-      </w:r>
-    </w:p>
-    <w:p>
-      <w:pPr>
-        <w:spacing w:after="240" w:before="240" w:lineRule="auto"/>
+        <w:rPr/>
+      </w:pPr>
+      <w:bookmarkStart w:colFirst="0" w:colLast="0" w:name="_f10yp5ebrnd7" w:id="13"/>
+      <w:bookmarkEnd w:id="13"/>
+      <w:r>
+        <w:rPr>
+          <w:rtl w:val="0"/>
+        </w:rPr>
+        <w:t xml:space="preserve">Web Development</w:t>
+      </w:r>
+    </w:p>
+    <w:p>
+      <w:pPr>
         <w:rPr>
           <w:color w:val="666666"/>
+          <w:sz w:val="20"/>
+          <w:szCs w:val="20"/>
         </w:rPr>
       </w:pPr>
       <w:r>
         <w:rPr>
           <w:color w:val="666666"/>
-          <w:rtl w:val="0"/>
-        </w:rPr>
-        <w:t xml:space="preserve">Customer Success | Feature specifications | Kanban | Microcopy | Problem solving | Release Management | Roadmap | Software Documentation | UX Strategy</w:t>
+          <w:sz w:val="20"/>
+          <w:szCs w:val="20"/>
+          <w:rtl w:val="0"/>
+        </w:rPr>
+        <w:t xml:space="preserve">CSS | Gatsby | Git | GitHub | Gridsome | HTML | JAMStack | JavaScript | Markdown | React | VSCode | Vue.js</w:t>
       </w:r>
     </w:p>
     <w:p>
       <w:pPr>
         <w:pStyle w:val="Heading3"/>
-        <w:keepNext w:val="0"/>
-        <w:keepLines w:val="0"/>
-        <w:spacing w:before="280" w:lineRule="auto"/>
-        <w:rPr>
-          <w:b w:val="1"/>
-          <w:color w:val="000000"/>
-          <w:sz w:val="26"/>
-          <w:szCs w:val="26"/>
-        </w:rPr>
-      </w:pPr>
-      <w:bookmarkStart w:colFirst="0" w:colLast="0" w:name="_7posmuwqqpc7" w:id="13"/>
-      <w:bookmarkEnd w:id="13"/>
-      <w:r>
-        <w:rPr>
-          <w:b w:val="1"/>
-          <w:color w:val="000000"/>
-          <w:sz w:val="26"/>
-          <w:szCs w:val="26"/>
-          <w:rtl w:val="0"/>
-        </w:rPr>
-        <w:t xml:space="preserve">Web Development</w:t>
-      </w:r>
-    </w:p>
-    <w:p>
-      <w:pPr>
-        <w:spacing w:after="240" w:before="240" w:lineRule="auto"/>
+        <w:rPr/>
+      </w:pPr>
+      <w:bookmarkStart w:colFirst="0" w:colLast="0" w:name="_xzhqr4i9wnjs" w:id="14"/>
+      <w:bookmarkEnd w:id="14"/>
+      <w:r>
+        <w:rPr>
+          <w:rtl w:val="0"/>
+        </w:rPr>
+        <w:t xml:space="preserve">IT Administration</w:t>
+      </w:r>
+    </w:p>
+    <w:p>
+      <w:pPr>
         <w:rPr>
           <w:color w:val="666666"/>
+          <w:sz w:val="20"/>
+          <w:szCs w:val="20"/>
         </w:rPr>
       </w:pPr>
       <w:r>
         <w:rPr>
           <w:color w:val="666666"/>
-          <w:rtl w:val="0"/>
-        </w:rPr>
-        <w:t xml:space="preserve">CSS | Gatsby | Git | GitHub | Gridsome | HTML | JAMStack | JavaScript | Markdown | React | VSCode | Vue.js</w:t>
-      </w:r>
-    </w:p>
-    <w:p>
-      <w:pPr>
-        <w:pStyle w:val="Heading3"/>
-        <w:keepNext w:val="0"/>
-        <w:keepLines w:val="0"/>
-        <w:spacing w:before="280" w:lineRule="auto"/>
-        <w:rPr>
-          <w:b w:val="1"/>
-          <w:color w:val="000000"/>
-          <w:sz w:val="26"/>
-          <w:szCs w:val="26"/>
-        </w:rPr>
-      </w:pPr>
-      <w:bookmarkStart w:colFirst="0" w:colLast="0" w:name="_t3p5xoulz7ru" w:id="14"/>
-      <w:bookmarkEnd w:id="14"/>
-      <w:r>
-        <w:rPr>
-          <w:b w:val="1"/>
-          <w:color w:val="000000"/>
-          <w:sz w:val="26"/>
-          <w:szCs w:val="26"/>
-          <w:rtl w:val="0"/>
-        </w:rPr>
-        <w:t xml:space="preserve">IT Administration</w:t>
-      </w:r>
-    </w:p>
-    <w:p>
-      <w:pPr>
-        <w:spacing w:after="240" w:before="240" w:lineRule="auto"/>
-        <w:rPr>
-          <w:color w:val="666666"/>
-        </w:rPr>
-      </w:pPr>
-      <w:r>
-        <w:rPr>
-          <w:color w:val="666666"/>
+          <w:sz w:val="20"/>
+          <w:szCs w:val="20"/>
           <w:rtl w:val="0"/>
         </w:rPr>
         <w:t xml:space="preserve">Confluence | Ghost | HelpSpot | JIRA | Notion | OoklaServer | TCP/IP | Trello | Zendesk</w:t>
@@ -1180,7 +1038,7 @@
         <w:pStyle w:val="Heading2"/>
         <w:rPr/>
       </w:pPr>
-      <w:bookmarkStart w:colFirst="0" w:colLast="0" w:name="_rrvh9829s3g" w:id="15"/>
+      <w:bookmarkStart w:colFirst="0" w:colLast="0" w:name="_be2kbu4ob26z" w:id="15"/>
       <w:bookmarkEnd w:id="15"/>
       <w:r>
         <w:rPr>
@@ -1194,7 +1052,7 @@
         <w:pStyle w:val="Subtitle"/>
         <w:rPr/>
       </w:pPr>
-      <w:bookmarkStart w:colFirst="0" w:colLast="0" w:name="_lq0l7ft1zfne" w:id="16"/>
+      <w:bookmarkStart w:colFirst="0" w:colLast="0" w:name="_uqkbqe5hum55" w:id="16"/>
       <w:bookmarkEnd w:id="16"/>
       <w:r>
         <w:rPr>
@@ -1207,19 +1065,16 @@
       <w:pPr>
         <w:numPr>
           <w:ilvl w:val="0"/>
-          <w:numId w:val="1"/>
-        </w:numPr>
-        <w:ind w:left="720" w:hanging="360"/>
-        <w:rPr>
-          <w:u w:val="none"/>
-        </w:rPr>
+          <w:numId w:val="7"/>
+        </w:numPr>
+        <w:ind w:left="720" w:hanging="360"/>
       </w:pPr>
       <w:r>
         <w:rPr>
           <w:b w:val="1"/>
           <w:rtl w:val="0"/>
         </w:rPr>
-        <w:t xml:space="preserve">Work portfolio</w:t>
+        <w:t xml:space="preserve">Work examples</w:t>
       </w:r>
       <w:r>
         <w:rPr>
@@ -1227,7 +1082,7 @@
         </w:rPr>
         <w:t xml:space="preserve">: </w:t>
       </w:r>
-      <w:hyperlink r:id="rId13">
+      <w:hyperlink r:id="rId12">
         <w:r>
           <w:rPr>
             <w:color w:val="1155cc"/>
@@ -1247,12 +1102,9 @@
       <w:pPr>
         <w:numPr>
           <w:ilvl w:val="0"/>
-          <w:numId w:val="1"/>
-        </w:numPr>
-        <w:ind w:left="720" w:hanging="360"/>
-        <w:rPr>
-          <w:u w:val="none"/>
-        </w:rPr>
+          <w:numId w:val="7"/>
+        </w:numPr>
+        <w:ind w:left="720" w:hanging="360"/>
       </w:pPr>
       <w:r>
         <w:rPr>
@@ -1267,7 +1119,7 @@
         </w:rPr>
         <w:t xml:space="preserve">: </w:t>
       </w:r>
-      <w:hyperlink r:id="rId14">
+      <w:hyperlink r:id="rId13">
         <w:r>
           <w:rPr>
             <w:color w:val="1155cc"/>
@@ -1287,18 +1139,89 @@
       <w:pPr>
         <w:numPr>
           <w:ilvl w:val="0"/>
-          <w:numId w:val="1"/>
-        </w:numPr>
-        <w:ind w:left="720" w:hanging="360"/>
-        <w:rPr>
-          <w:u w:val="none"/>
-        </w:rPr>
+          <w:numId w:val="7"/>
+        </w:numPr>
+        <w:ind w:left="720" w:hanging="360"/>
       </w:pPr>
       <w:r>
         <w:rPr>
           <w:b w:val="1"/>
           <w:rtl w:val="0"/>
         </w:rPr>
+        <w:t xml:space="preserve">Writing</w:t>
+      </w:r>
+      <w:r>
+        <w:rPr>
+          <w:rtl w:val="0"/>
+        </w:rPr>
+        <w:t xml:space="preserve">: </w:t>
+      </w:r>
+      <w:hyperlink r:id="rId14">
+        <w:r>
+          <w:rPr>
+            <w:color w:val="1155cc"/>
+            <w:u w:val="single"/>
+            <w:rtl w:val="0"/>
+          </w:rPr>
+          <w:t xml:space="preserve">medium.com/@thoughtabout</w:t>
+        </w:r>
+      </w:hyperlink>
+      <w:r>
+        <w:rPr>
+          <w:rtl w:val="0"/>
+        </w:rPr>
+      </w:r>
+    </w:p>
+    <w:p>
+      <w:pPr>
+        <w:numPr>
+          <w:ilvl w:val="0"/>
+          <w:numId w:val="7"/>
+        </w:numPr>
+        <w:ind w:left="720" w:hanging="360"/>
+      </w:pPr>
+      <w:r>
+        <w:rPr>
+          <w:b w:val="1"/>
+          <w:rtl w:val="0"/>
+        </w:rPr>
+        <w:t xml:space="preserve">CSS</w:t>
+      </w:r>
+      <w:r>
+        <w:rPr>
+          <w:rtl w:val="0"/>
+        </w:rPr>
+        <w:t xml:space="preserve">: </w:t>
+      </w:r>
+      <w:hyperlink r:id="rId15">
+        <w:r>
+          <w:rPr>
+            <w:color w:val="1155cc"/>
+            <w:u w:val="single"/>
+            <w:rtl w:val="0"/>
+          </w:rPr>
+          <w:t xml:space="preserve">codepen.io/watthem</w:t>
+        </w:r>
+      </w:hyperlink>
+      <w:r>
+        <w:rPr>
+          <w:rtl w:val="0"/>
+        </w:rPr>
+      </w:r>
+    </w:p>
+    <w:p>
+      <w:pPr>
+        <w:numPr>
+          <w:ilvl w:val="0"/>
+          <w:numId w:val="7"/>
+        </w:numPr>
+        <w:ind w:left="720" w:hanging="360"/>
+      </w:pPr>
+      <w:r>
+        <w:rPr>
+          <w:b w:val="1"/>
+          <w:rtl w:val="0"/>
+        </w:rPr>
         <w:t xml:space="preserve">Code</w:t>
       </w:r>
       <w:r>
@@ -1307,7 +1230,7 @@
         </w:rPr>
         <w:t xml:space="preserve">: </w:t>
       </w:r>
-      <w:hyperlink r:id="rId15">
+      <w:hyperlink r:id="rId16">
         <w:r>
           <w:rPr>
             <w:color w:val="1155cc"/>
@@ -1325,78 +1248,8 @@
     </w:p>
     <w:p>
       <w:pPr>
-        <w:numPr>
-          <w:ilvl w:val="0"/>
-          <w:numId w:val="1"/>
-        </w:numPr>
-        <w:ind w:left="720" w:hanging="360"/>
-        <w:rPr>
-          <w:u w:val="none"/>
-        </w:rPr>
-      </w:pPr>
-      <w:r>
-        <w:rPr>
-          <w:b w:val="1"/>
-          <w:rtl w:val="0"/>
-        </w:rPr>
-        <w:t xml:space="preserve">Writing</w:t>
-      </w:r>
-      <w:r>
-        <w:rPr>
-          <w:rtl w:val="0"/>
-        </w:rPr>
-        <w:t xml:space="preserve">: </w:t>
-      </w:r>
-      <w:hyperlink r:id="rId16">
-        <w:r>
-          <w:rPr>
-            <w:color w:val="1155cc"/>
-            <w:u w:val="single"/>
-            <w:rtl w:val="0"/>
-          </w:rPr>
-          <w:t xml:space="preserve">medium.com/@thoughtabout</w:t>
-        </w:r>
-      </w:hyperlink>
-      <w:r>
-        <w:rPr>
-          <w:rtl w:val="0"/>
-        </w:rPr>
-      </w:r>
-    </w:p>
-    <w:p>
-      <w:pPr>
-        <w:numPr>
-          <w:ilvl w:val="0"/>
-          <w:numId w:val="1"/>
-        </w:numPr>
-        <w:ind w:left="720" w:hanging="360"/>
-        <w:rPr>
-          <w:u w:val="none"/>
-        </w:rPr>
-      </w:pPr>
-      <w:r>
-        <w:rPr>
-          <w:b w:val="1"/>
-          <w:rtl w:val="0"/>
-        </w:rPr>
-        <w:t xml:space="preserve">CSS</w:t>
-      </w:r>
-      <w:r>
-        <w:rPr>
-          <w:rtl w:val="0"/>
-        </w:rPr>
-        <w:t xml:space="preserve">: </w:t>
-      </w:r>
-      <w:hyperlink r:id="rId17">
-        <w:r>
-          <w:rPr>
-            <w:color w:val="1155cc"/>
-            <w:u w:val="single"/>
-            <w:rtl w:val="0"/>
-          </w:rPr>
-          <w:t xml:space="preserve">codepen.io/watthem</w:t>
-        </w:r>
-      </w:hyperlink>
+        <w:rPr/>
+      </w:pPr>
       <w:r>
         <w:rPr>
           <w:rtl w:val="0"/>
@@ -1404,8 +1257,8 @@
       </w:r>
     </w:p>
     <w:sectPr>
-      <w:headerReference r:id="rId18" w:type="default"/>
-      <w:footerReference r:id="rId19" w:type="default"/>
+      <w:headerReference r:id="rId17" w:type="default"/>
+      <w:footerReference r:id="rId18" w:type="default"/>
       <w:pgSz w:h="15840" w:w="12240"/>
       <w:pgMar w:bottom="1440" w:top="1440" w:left="1080" w:right="1080" w:header="720" w:footer="720"/>
       <w:pgNumType w:start="1"/>

--- a/Matthew_Hendricks-CV.docx
+++ b/Matthew_Hendricks-CV.docx
@@ -687,7 +687,7 @@
         <w:pStyle w:val="FirstParagraph"/>
       </w:pPr>
       <w:r>
-        <w:t xml:space="preserve">Customer Success | Feature specifications | Kanban | Microcopy | Problem solving | Release Management | Roadmap | Software Documentation | UX Strategy</w:t>
+        <w:t xml:space="preserve">Customer Success | Feature specifications | Kanban | Microcopy | Problem solving | Release Management | Roadmap | Software Development | UX Strategy</w:t>
       </w:r>
     </w:p>
     <w:bookmarkEnd w:id="33"/>
